--- a/06_산출물_문서/3계층_양식기록/F-813-01_경영검토회의록.docx
+++ b/06_산출물_문서/3계층_양식기록/F-813-01_경영검토회의록.docx
@@ -270,11 +270,11 @@
     </w:p>
     <w:tbl>
       <w:tblPr>
-        <w:tblW w:w="8788" w:type="dxa"/>
         <w:tblCellMar>
           <w:left w:w="108" w:type="dxa"/>
           <w:right w:w="108" w:type="dxa"/>
         </w:tblCellMar>
+        <w:tblW w:w="8788" w:type="dxa"/>
         <w:tblBorders>
           <w:top w:val="single" w:sz="4" w:color="2E74B5" w:space="0"/>
           <w:left w:val="single" w:sz="4" w:color="2E74B5" w:space="0"/>
@@ -294,13 +294,13 @@
         <w:tc>
           <w:tcPr>
             <w:tcW w:w="1500" w:type="dxa"/>
-            <w:shd w:val="clear" w:color="auto" w:fill="D9D9D9"/>
-            <w:tcMar>
-              <w:top w:w="60" w:type="dxa"/>
-              <w:left w:w="120" w:type="dxa"/>
-              <w:bottom w:w="60" w:type="dxa"/>
-              <w:right w:w="120" w:type="dxa"/>
-            </w:tcMar>
+            <w:tcMar>
+              <w:top w:w="60" w:type="dxa"/>
+              <w:left w:w="120" w:type="dxa"/>
+              <w:bottom w:w="60" w:type="dxa"/>
+              <w:right w:w="120" w:type="dxa"/>
+            </w:tcMar>
+            <w:shd w:val="clear" w:color="auto" w:fill="DEEAF1"/>
           </w:tcPr>
           <w:p>
             <w:pPr>
@@ -320,13 +320,13 @@
         <w:tc>
           <w:tcPr>
             <w:tcW w:w="2800" w:type="dxa"/>
-            <w:shd w:val="clear" w:color="auto" w:fill="D9D9D9"/>
-            <w:tcMar>
-              <w:top w:w="60" w:type="dxa"/>
-              <w:left w:w="120" w:type="dxa"/>
-              <w:bottom w:w="60" w:type="dxa"/>
-              <w:right w:w="120" w:type="dxa"/>
-            </w:tcMar>
+            <w:tcMar>
+              <w:top w:w="60" w:type="dxa"/>
+              <w:left w:w="120" w:type="dxa"/>
+              <w:bottom w:w="60" w:type="dxa"/>
+              <w:right w:w="120" w:type="dxa"/>
+            </w:tcMar>
+            <w:shd w:val="clear" w:color="auto" w:fill="DEEAF1"/>
           </w:tcPr>
           <w:p>
             <w:pPr>
@@ -346,13 +346,13 @@
         <w:tc>
           <w:tcPr>
             <w:tcW w:w="2000" w:type="dxa"/>
-            <w:shd w:val="clear" w:color="auto" w:fill="D9D9D9"/>
-            <w:tcMar>
-              <w:top w:w="60" w:type="dxa"/>
-              <w:left w:w="120" w:type="dxa"/>
-              <w:bottom w:w="60" w:type="dxa"/>
-              <w:right w:w="120" w:type="dxa"/>
-            </w:tcMar>
+            <w:tcMar>
+              <w:top w:w="60" w:type="dxa"/>
+              <w:left w:w="120" w:type="dxa"/>
+              <w:bottom w:w="60" w:type="dxa"/>
+              <w:right w:w="120" w:type="dxa"/>
+            </w:tcMar>
+            <w:shd w:val="clear" w:color="auto" w:fill="DEEAF1"/>
           </w:tcPr>
           <w:p>
             <w:pPr>
@@ -372,13 +372,13 @@
         <w:tc>
           <w:tcPr>
             <w:tcW w:w="2488" w:type="dxa"/>
-            <w:shd w:val="clear" w:color="auto" w:fill="D9D9D9"/>
-            <w:tcMar>
-              <w:top w:w="60" w:type="dxa"/>
-              <w:left w:w="120" w:type="dxa"/>
-              <w:bottom w:w="60" w:type="dxa"/>
-              <w:right w:w="120" w:type="dxa"/>
-            </w:tcMar>
+            <w:tcMar>
+              <w:top w:w="60" w:type="dxa"/>
+              <w:left w:w="120" w:type="dxa"/>
+              <w:bottom w:w="60" w:type="dxa"/>
+              <w:right w:w="120" w:type="dxa"/>
+            </w:tcMar>
+            <w:shd w:val="clear" w:color="auto" w:fill="DEEAF1"/>
           </w:tcPr>
           <w:p>
             <w:pPr>
@@ -2867,7 +2867,7 @@
         </w:trPr>
         <w:tc>
           <w:tcPr>
-            <w:tcW w:w="2460" w:type="dxa"/>
+            <w:tcW w:w="3000" w:type="dxa"/>
             <w:tcMar>
               <w:top w:w="60" w:type="dxa"/>
               <w:left w:w="120" w:type="dxa"/>
@@ -2888,7 +2888,7 @@
         </w:tc>
         <w:tc>
           <w:tcPr>
-            <w:tcW w:w="6328" w:type="dxa"/>
+            <w:tcW w:w="5788" w:type="dxa"/>
             <w:tcMar>
               <w:top w:w="60" w:type="dxa"/>
               <w:left w:w="120" w:type="dxa"/>
@@ -2910,9 +2910,7 @@
       </w:tr>
       <w:tr>
         <w:tc>
-          <w:tcPr>
-            <w:tcW w:w="2460" w:type="dxa"/>
-          </w:tcPr>
+          <w:tcPr/>
           <w:p>
             <w:pPr>
               <w:pStyle w:val="Compact"/>
@@ -2924,7 +2922,7 @@
         </w:tc>
         <w:tc>
           <w:tcPr>
-            <w:tcW w:w="6328" w:type="dxa"/>
+            <w:tcW w:w="5788" w:type="dxa"/>
             <w:tcMar>
               <w:top w:w="60" w:type="dxa"/>
               <w:left w:w="120" w:type="dxa"/>
@@ -2954,6 +2952,7 @@
         </w:tc>
         <w:tc>
           <w:tcPr>
+            <w:tcW w:w="5788" w:type="dxa"/>
             <w:tcMar>
               <w:top w:w="60" w:type="dxa"/>
               <w:left w:w="120" w:type="dxa"/>
@@ -2982,31 +2981,20 @@
           </w:p>
         </w:tc>
         <w:tc>
-          <w:tcPr>
-            <w:tcW w:w="6328" w:type="dxa"/>
-          </w:tcPr>
-          <w:p>
-            <w:pPr>
-              <w:pStyle w:val="Compact"/>
-            </w:pPr>
-          </w:p>
-        </w:tc>
-      </w:tr>
-      <w:tr>
-        <w:tc>
-          <w:tcPr>
-            <w:tcW w:w="2460" w:type="dxa"/>
-            <w:tcMar>
-              <w:top w:w="60" w:type="dxa"/>
-              <w:left w:w="120" w:type="dxa"/>
-              <w:bottom w:w="60" w:type="dxa"/>
-              <w:right w:w="120" w:type="dxa"/>
-            </w:tcMar>
-          </w:tcPr>
-          <w:p>
-            <w:pPr>
-              <w:pStyle w:val="Compact"/>
-              <w:wordWrap w:val="1"/>
+          <w:tcPr/>
+          <w:p>
+            <w:pPr>
+              <w:pStyle w:val="Compact"/>
+            </w:pPr>
+          </w:p>
+        </w:tc>
+      </w:tr>
+      <w:tr>
+        <w:tc>
+          <w:tcPr/>
+          <w:p>
+            <w:pPr>
+              <w:pStyle w:val="Compact"/>
             </w:pPr>
             <w:r>
               <w:t xml:space="preserve">고객 클레임 건수 및 현황</w:t>
@@ -3014,28 +3002,29 @@
           </w:p>
         </w:tc>
         <w:tc>
-          <w:tcPr/>
-          <w:p>
-            <w:pPr>
-              <w:pStyle w:val="Compact"/>
-            </w:pPr>
-          </w:p>
-        </w:tc>
-      </w:tr>
-      <w:tr>
-        <w:tc>
-          <w:tcPr>
-            <w:tcMar>
-              <w:top w:w="60" w:type="dxa"/>
-              <w:left w:w="120" w:type="dxa"/>
-              <w:bottom w:w="60" w:type="dxa"/>
-              <w:right w:w="120" w:type="dxa"/>
-            </w:tcMar>
-          </w:tcPr>
-          <w:p>
-            <w:pPr>
-              <w:pStyle w:val="Compact"/>
-              <w:wordWrap w:val="1"/>
+          <w:tcPr>
+            <w:tcW w:w="5788" w:type="dxa"/>
+            <w:tcMar>
+              <w:top w:w="60" w:type="dxa"/>
+              <w:left w:w="120" w:type="dxa"/>
+              <w:bottom w:w="60" w:type="dxa"/>
+              <w:right w:w="120" w:type="dxa"/>
+            </w:tcMar>
+          </w:tcPr>
+          <w:p>
+            <w:pPr>
+              <w:pStyle w:val="Compact"/>
+              <w:wordWrap w:val="1"/>
+            </w:pPr>
+          </w:p>
+        </w:tc>
+      </w:tr>
+      <w:tr>
+        <w:tc>
+          <w:tcPr/>
+          <w:p>
+            <w:pPr>
+              <w:pStyle w:val="Compact"/>
             </w:pPr>
             <w:r>
               <w:t xml:space="preserve">반복 불만 여부</w:t>
@@ -3043,18 +3032,10 @@
           </w:p>
         </w:tc>
         <w:tc>
-          <w:tcPr>
-            <w:tcMar>
-              <w:top w:w="60" w:type="dxa"/>
-              <w:left w:w="120" w:type="dxa"/>
-              <w:bottom w:w="60" w:type="dxa"/>
-              <w:right w:w="120" w:type="dxa"/>
-            </w:tcMar>
-          </w:tcPr>
-          <w:p>
-            <w:pPr>
-              <w:pStyle w:val="Compact"/>
-              <w:wordWrap w:val="1"/>
+          <w:tcPr/>
+          <w:p>
+            <w:pPr>
+              <w:pStyle w:val="Compact"/>
             </w:pPr>
             <w:r>
               <w:t xml:space="preserve">□ 있음 (내용: ) □ 없음</w:t>
@@ -3119,7 +3100,7 @@
         </w:trPr>
         <w:tc>
           <w:tcPr>
-            <w:tcW w:w="2460" w:type="dxa"/>
+            <w:tcW w:w="3000" w:type="dxa"/>
             <w:tcMar>
               <w:top w:w="60" w:type="dxa"/>
               <w:left w:w="120" w:type="dxa"/>
@@ -3140,7 +3121,7 @@
         </w:tc>
         <w:tc>
           <w:tcPr>
-            <w:tcW w:w="6328" w:type="dxa"/>
+            <w:tcW w:w="5788" w:type="dxa"/>
             <w:tcMar>
               <w:top w:w="60" w:type="dxa"/>
               <w:left w:w="120" w:type="dxa"/>
@@ -3162,9 +3143,7 @@
       </w:tr>
       <w:tr>
         <w:tc>
-          <w:tcPr>
-            <w:tcW w:w="2460" w:type="dxa"/>
-          </w:tcPr>
+          <w:tcPr/>
           <w:p>
             <w:pPr>
               <w:pStyle w:val="Compact"/>
@@ -3176,7 +3155,7 @@
         </w:tc>
         <w:tc>
           <w:tcPr>
-            <w:tcW w:w="6328" w:type="dxa"/>
+            <w:tcW w:w="5788" w:type="dxa"/>
             <w:tcMar>
               <w:top w:w="60" w:type="dxa"/>
               <w:left w:w="120" w:type="dxa"/>
@@ -3206,6 +3185,7 @@
         </w:tc>
         <w:tc>
           <w:tcPr>
+            <w:tcW w:w="5788" w:type="dxa"/>
             <w:tcMar>
               <w:top w:w="60" w:type="dxa"/>
               <w:left w:w="120" w:type="dxa"/>
@@ -3234,9 +3214,7 @@
           </w:p>
         </w:tc>
         <w:tc>
-          <w:tcPr>
-            <w:tcW w:w="6328" w:type="dxa"/>
-          </w:tcPr>
+          <w:tcPr/>
           <w:p>
             <w:pPr>
               <w:pStyle w:val="Compact"/>
@@ -3249,9 +3227,7 @@
       </w:tr>
       <w:tr>
         <w:tc>
-          <w:tcPr>
-            <w:tcW w:w="2460" w:type="dxa"/>
-          </w:tcPr>
+          <w:tcPr/>
           <w:p>
             <w:pPr>
               <w:pStyle w:val="Compact"/>
@@ -3263,30 +3239,28 @@
         </w:tc>
         <w:tc>
           <w:tcPr>
-            <w:tcW w:w="6328" w:type="dxa"/>
-          </w:tcPr>
-          <w:p>
-            <w:pPr>
-              <w:pStyle w:val="Compact"/>
-            </w:pPr>
-          </w:p>
-        </w:tc>
-      </w:tr>
-      <w:tr>
-        <w:tc>
-          <w:tcPr>
-            <w:tcW w:w="2460" w:type="dxa"/>
-            <w:tcMar>
-              <w:top w:w="60" w:type="dxa"/>
-              <w:left w:w="120" w:type="dxa"/>
-              <w:bottom w:w="60" w:type="dxa"/>
-              <w:right w:w="120" w:type="dxa"/>
-            </w:tcMar>
-          </w:tcPr>
-          <w:p>
-            <w:pPr>
-              <w:pStyle w:val="Compact"/>
-              <w:wordWrap w:val="1"/>
+            <w:tcW w:w="5788" w:type="dxa"/>
+            <w:tcMar>
+              <w:top w:w="60" w:type="dxa"/>
+              <w:left w:w="120" w:type="dxa"/>
+              <w:bottom w:w="60" w:type="dxa"/>
+              <w:right w:w="120" w:type="dxa"/>
+            </w:tcMar>
+          </w:tcPr>
+          <w:p>
+            <w:pPr>
+              <w:pStyle w:val="Compact"/>
+              <w:wordWrap w:val="1"/>
+            </w:pPr>
+          </w:p>
+        </w:tc>
+      </w:tr>
+      <w:tr>
+        <w:tc>
+          <w:tcPr/>
+          <w:p>
+            <w:pPr>
+              <w:pStyle w:val="Compact"/>
             </w:pPr>
             <w:r>
               <w:t xml:space="preserve">전회 대비 개선 여부</w:t>
@@ -3294,19 +3268,10 @@
           </w:p>
         </w:tc>
         <w:tc>
-          <w:tcPr>
-            <w:tcW w:w="6328" w:type="dxa"/>
-            <w:tcMar>
-              <w:top w:w="60" w:type="dxa"/>
-              <w:left w:w="120" w:type="dxa"/>
-              <w:bottom w:w="60" w:type="dxa"/>
-              <w:right w:w="120" w:type="dxa"/>
-            </w:tcMar>
-          </w:tcPr>
-          <w:p>
-            <w:pPr>
-              <w:pStyle w:val="Compact"/>
-              <w:wordWrap w:val="1"/>
+          <w:tcPr/>
+          <w:p>
+            <w:pPr>
+              <w:pStyle w:val="Compact"/>
             </w:pPr>
             <w:r>
               <w:t xml:space="preserve">□ 개선 □ 유지 □ 악화</w:t>
@@ -4761,7 +4726,7 @@
         </w:trPr>
         <w:tc>
           <w:tcPr>
-            <w:tcW w:w="2460" w:type="dxa"/>
+            <w:tcW w:w="3000" w:type="dxa"/>
             <w:tcMar>
               <w:top w:w="60" w:type="dxa"/>
               <w:left w:w="120" w:type="dxa"/>
@@ -4782,7 +4747,7 @@
         </w:tc>
         <w:tc>
           <w:tcPr>
-            <w:tcW w:w="6328" w:type="dxa"/>
+            <w:tcW w:w="5788" w:type="dxa"/>
             <w:tcMar>
               <w:top w:w="60" w:type="dxa"/>
               <w:left w:w="120" w:type="dxa"/>
@@ -4804,9 +4769,7 @@
       </w:tr>
       <w:tr>
         <w:tc>
-          <w:tcPr>
-            <w:tcW w:w="2460" w:type="dxa"/>
-          </w:tcPr>
+          <w:tcPr/>
           <w:p>
             <w:pPr>
               <w:pStyle w:val="Compact"/>
@@ -4818,7 +4781,7 @@
         </w:tc>
         <w:tc>
           <w:tcPr>
-            <w:tcW w:w="6328" w:type="dxa"/>
+            <w:tcW w:w="5788" w:type="dxa"/>
             <w:tcMar>
               <w:top w:w="60" w:type="dxa"/>
               <w:left w:w="120" w:type="dxa"/>
@@ -4848,6 +4811,7 @@
         </w:tc>
         <w:tc>
           <w:tcPr>
+            <w:tcW w:w="5788" w:type="dxa"/>
             <w:tcMar>
               <w:top w:w="60" w:type="dxa"/>
               <w:left w:w="120" w:type="dxa"/>
@@ -4876,9 +4840,7 @@
           </w:p>
         </w:tc>
         <w:tc>
-          <w:tcPr>
-            <w:tcW w:w="6328" w:type="dxa"/>
-          </w:tcPr>
+          <w:tcPr/>
           <w:p>
             <w:pPr>
               <w:pStyle w:val="Compact"/>
@@ -4891,19 +4853,10 @@
       </w:tr>
       <w:tr>
         <w:tc>
-          <w:tcPr>
-            <w:tcW w:w="2460" w:type="dxa"/>
-            <w:tcMar>
-              <w:top w:w="60" w:type="dxa"/>
-              <w:left w:w="120" w:type="dxa"/>
-              <w:bottom w:w="60" w:type="dxa"/>
-              <w:right w:w="120" w:type="dxa"/>
-            </w:tcMar>
-          </w:tcPr>
-          <w:p>
-            <w:pPr>
-              <w:pStyle w:val="Compact"/>
-              <w:wordWrap w:val="1"/>
+          <w:tcPr/>
+          <w:p>
+            <w:pPr>
+              <w:pStyle w:val="Compact"/>
             </w:pPr>
             <w:r>
               <w:t xml:space="preserve">신규 식별 기회</w:t>
@@ -4911,28 +4864,29 @@
           </w:p>
         </w:tc>
         <w:tc>
-          <w:tcPr/>
-          <w:p>
-            <w:pPr>
-              <w:pStyle w:val="Compact"/>
-            </w:pPr>
-          </w:p>
-        </w:tc>
-      </w:tr>
-      <w:tr>
-        <w:tc>
-          <w:tcPr>
-            <w:tcMar>
-              <w:top w:w="60" w:type="dxa"/>
-              <w:left w:w="120" w:type="dxa"/>
-              <w:bottom w:w="60" w:type="dxa"/>
-              <w:right w:w="120" w:type="dxa"/>
-            </w:tcMar>
-          </w:tcPr>
-          <w:p>
-            <w:pPr>
-              <w:pStyle w:val="Compact"/>
-              <w:wordWrap w:val="1"/>
+          <w:tcPr>
+            <w:tcW w:w="5788" w:type="dxa"/>
+            <w:tcMar>
+              <w:top w:w="60" w:type="dxa"/>
+              <w:left w:w="120" w:type="dxa"/>
+              <w:bottom w:w="60" w:type="dxa"/>
+              <w:right w:w="120" w:type="dxa"/>
+            </w:tcMar>
+          </w:tcPr>
+          <w:p>
+            <w:pPr>
+              <w:pStyle w:val="Compact"/>
+              <w:wordWrap w:val="1"/>
+            </w:pPr>
+          </w:p>
+        </w:tc>
+      </w:tr>
+      <w:tr>
+        <w:tc>
+          <w:tcPr/>
+          <w:p>
+            <w:pPr>
+              <w:pStyle w:val="Compact"/>
             </w:pPr>
             <w:r>
               <w:t xml:space="preserve">기회 활용 계획</w:t>
@@ -4940,18 +4894,10 @@
           </w:p>
         </w:tc>
         <w:tc>
-          <w:tcPr>
-            <w:tcMar>
-              <w:top w:w="60" w:type="dxa"/>
-              <w:left w:w="120" w:type="dxa"/>
-              <w:bottom w:w="60" w:type="dxa"/>
-              <w:right w:w="120" w:type="dxa"/>
-            </w:tcMar>
-          </w:tcPr>
-          <w:p>
-            <w:pPr>
-              <w:pStyle w:val="Compact"/>
-              <w:wordWrap w:val="1"/>
+          <w:tcPr/>
+          <w:p>
+            <w:pPr>
+              <w:pStyle w:val="Compact"/>
             </w:pPr>
           </w:p>
         </w:tc>
@@ -5990,10 +5936,18 @@
       </w:tr>
       <w:tr>
         <w:tc>
-          <w:tcPr/>
-          <w:p>
-            <w:pPr>
-              <w:pStyle w:val="Compact"/>
+          <w:tcPr>
+            <w:tcMar>
+              <w:top w:w="60" w:type="dxa"/>
+              <w:left w:w="120" w:type="dxa"/>
+              <w:bottom w:w="60" w:type="dxa"/>
+              <w:right w:w="120" w:type="dxa"/>
+            </w:tcMar>
+          </w:tcPr>
+          <w:p>
+            <w:pPr>
+              <w:pStyle w:val="Compact"/>
+              <w:wordWrap w:val="1"/>
             </w:pPr>
             <w:r>
               <w:t xml:space="preserve">문서 체계</w:t>
@@ -6001,10 +5955,18 @@
           </w:p>
         </w:tc>
         <w:tc>
-          <w:tcPr/>
-          <w:p>
-            <w:pPr>
-              <w:pStyle w:val="Compact"/>
+          <w:tcPr>
+            <w:tcMar>
+              <w:top w:w="60" w:type="dxa"/>
+              <w:left w:w="120" w:type="dxa"/>
+              <w:bottom w:w="60" w:type="dxa"/>
+              <w:right w:w="120" w:type="dxa"/>
+            </w:tcMar>
+          </w:tcPr>
+          <w:p>
+            <w:pPr>
+              <w:pStyle w:val="Compact"/>
+              <w:wordWrap w:val="1"/>
             </w:pPr>
             <w:r>
               <w:t xml:space="preserve">□ 변경 필요 □ 유지</w:t>
@@ -6012,10 +5974,18 @@
           </w:p>
         </w:tc>
         <w:tc>
-          <w:tcPr/>
-          <w:p>
-            <w:pPr>
-              <w:pStyle w:val="Compact"/>
+          <w:tcPr>
+            <w:tcMar>
+              <w:top w:w="60" w:type="dxa"/>
+              <w:left w:w="120" w:type="dxa"/>
+              <w:bottom w:w="60" w:type="dxa"/>
+              <w:right w:w="120" w:type="dxa"/>
+            </w:tcMar>
+          </w:tcPr>
+          <w:p>
+            <w:pPr>
+              <w:pStyle w:val="Compact"/>
+              <w:wordWrap w:val="1"/>
             </w:pPr>
           </w:p>
         </w:tc>
@@ -7218,8 +7188,8 @@
     <w:rPrDefault>
       <w:rPr>
         <w:rFonts w:asciiTheme="minorHAnsi" w:cstheme="minorBidi" w:eastAsiaTheme="minorEastAsia" w:hAnsiTheme="minorHAnsi"/>
-        <w:sz w:val="24"/>
-        <w:szCs w:val="24"/>
+        <w:sz w:val="20"/>
+        <w:szCs w:val="20"/>
         <w:lang w:bidi="ar-SA" w:eastAsia="zh-CN" w:val="en-US"/>
       </w:rPr>
     </w:rPrDefault>
@@ -7287,8 +7257,8 @@
     </w:pPr>
     <w:rPr>
       <w:rFonts w:asciiTheme="majorHAnsi" w:cstheme="majorBidi" w:eastAsiaTheme="majorEastAsia" w:hAnsiTheme="majorHAnsi"/>
-      <w:sz w:val="56"/>
-      <w:szCs w:val="56"/>
+      <w:sz w:val="44"/>
+      <w:szCs w:val="44"/>
     </w:rPr>
   </w:style>
   <w:style w:customStyle="1" w:styleId="TitleChar" w:type="character">
@@ -7299,8 +7269,8 @@
     <w:rsid w:val="00A10FD9"/>
     <w:rPr>
       <w:rFonts w:asciiTheme="majorHAnsi" w:cstheme="majorBidi" w:eastAsiaTheme="majorEastAsia" w:hAnsiTheme="majorHAnsi"/>
-      <w:sz w:val="56"/>
-      <w:szCs w:val="56"/>
+      <w:sz w:val="44"/>
+      <w:szCs w:val="44"/>
     </w:rPr>
   </w:style>
   <w:style w:styleId="Subtitle" w:type="paragraph">
@@ -7422,8 +7392,8 @@
     <w:rPr>
       <w:rFonts w:asciiTheme="majorHAnsi" w:cstheme="majorBidi" w:eastAsiaTheme="majorEastAsia" w:hAnsiTheme="majorHAnsi"/>
       <w:color w:themeColor="accent1" w:themeShade="BF" w:val="0F4761"/>
-      <w:sz w:val="40"/>
-      <w:szCs w:val="40"/>
+      <w:sz w:val="32"/>
+      <w:szCs w:val="32"/>
     </w:rPr>
   </w:style>
   <w:style w:styleId="Heading2" w:type="paragraph">
@@ -7613,8 +7583,8 @@
     <w:rPr>
       <w:rFonts w:asciiTheme="majorHAnsi" w:cstheme="majorBidi" w:eastAsiaTheme="majorEastAsia" w:hAnsiTheme="majorHAnsi"/>
       <w:color w:themeColor="accent1" w:themeShade="BF" w:val="0F4761"/>
-      <w:sz w:val="40"/>
-      <w:szCs w:val="40"/>
+      <w:sz w:val="32"/>
+      <w:szCs w:val="32"/>
     </w:rPr>
   </w:style>
   <w:style w:customStyle="1" w:styleId="Heading2Char" w:type="character">
